--- a/document_templates/russian_library/Претензии/Юридические_статусы_и_Специальные_виды_претензий/шаблон_Досудебная_претензия_по_взысканию_упущенной_выгоды.docx
+++ b/document_templates/russian_library/Претензии/Юридические_статусы_и_Специальные_виды_претензий/шаблон_Досудебная_претензия_по_взысканию_упущенной_выгоды.docx
@@ -19,10 +19,7 @@
         <w:jc w:val="both"/>
       </w:pPr>
       <w:r>
-        <w:t>{{ recipient_address }</w:t>
-      </w:r>
-      <w:r>
-        <w:t>}</w:t>
+        <w:t/>
       </w:r>
     </w:p>
     <w:p>
@@ -32,7 +29,7 @@
         <w:jc w:val="both"/>
       </w:pPr>
       <w:r>
-        <w:t>От кого: {{ sender_info }}</w:t>
+        <w:t>Адрес регистрации: {{ sender_address }}</w:t>
       </w:r>
     </w:p>
     <w:p>
@@ -40,9 +37,15 @@
         <w:pStyle w:val="NormalWeb"/>
         <w:ind w:left="5669"/>
         <w:jc w:val="both"/>
-      </w:pPr>
-      <w:r>
-        <w:t>Адрес регистрации: {{ sender_address }}</w:t>
+        <w:rPr>
+          <w:lang w:val="en-US"/>
+        </w:rPr>
+      </w:pPr>
+      <w:r>
+        <w:rPr>
+          <w:lang w:val="en-US"/>
+        </w:rPr>
+        <w:t xml:space="preserve">{{ document_date }}</w:t>
       </w:r>
     </w:p>
     <w:p>
@@ -54,23 +57,6 @@
           <w:lang w:val="en-US"/>
         </w:rPr>
       </w:pPr>
-      <w:proofErr w:type="gramStart"/>
-      <w:r>
-        <w:rPr>
-          <w:lang w:val="en-US"/>
-        </w:rPr>
-        <w:t xml:space="preserve">{{ w_t_w_r_w_prooferr_w_type_spellstart_w_r_w_rsidrpr_00a923c1_w_rpr_w_lang_w_val_en_us_w_rpr_w_t_document_w_t_w_r_w_prooferr_w_type_gramend_w_r_w_rsidrpr_00a923c1_w_rpr_w_lang_w_val_en_us_w_rpr_w_t_date_w_t_w_r_w_prooferr_w_type_spellend_w_r_w_rsidrpr_00a923c1_w_rpr_w_lang_w_val_en_us_w_rpr_w_t_xml_space_preserve }}</w:t>
-      </w:r>
-    </w:p>
-    <w:p>
-      <w:pPr>
-        <w:pStyle w:val="NormalWeb"/>
-        <w:ind w:left="5669"/>
-        <w:jc w:val="both"/>
-        <w:rPr>
-          <w:lang w:val="en-US"/>
-        </w:rPr>
-      </w:pPr>
       <w:r>
         <w:t>Телефон</w:t>
       </w:r>
@@ -78,7 +64,7 @@
         <w:rPr>
           <w:lang w:val="en-US"/>
         </w:rPr>
-        <w:t xml:space="preserve">: {{ w_t_w_r_w_prooferr_w_type_spellstart_w_r_w_rsidrpr_00a923c1_w_rpr_w_lang_w_val_en_us_w_rpr_w_t_sender_phone_w_t_w_r_w_prooferr_w_type_spellend_w_r_w_rsidrpr_00a923c1_w_rpr_w_lang_w_val_en_us_w_rpr_w_t_xml_space_preserve }}</w:t>
+        <w:t xml:space="preserve">: {{ sender_phone }}</w:t>
       </w:r>
     </w:p>
     <w:p>
@@ -147,12 +133,11 @@
           <w:lang w:val="en-US"/>
         </w:rPr>
       </w:pPr>
-      <w:proofErr w:type="gramStart"/>
-      <w:r>
-        <w:rPr>
-          <w:lang w:val="en-US"/>
-        </w:rPr>
-        <w:t xml:space="preserve">{{ w_t_w_r_w_prooferr_w_type_spellstart_w_r_w_rsidrpr_00a923c1_w_rpr_w_lang_w_val_en_us_w_rpr_w_t_attachments_w_t_w_r_w_prooferr_w_type_gramend_w_r_w_rsidrpr_00a923c1_w_rpr_w_lang_w_val_en_us_w_rpr_w_t_list_w_t_w_r_w_prooferr_w_type_spellend_w_r_w_rsidrpr_00a923c1_w_rpr_w_lang_w_val_en_us_w_rpr_w_t_xml_space_preserve }}</w:t>
+      <w:r>
+        <w:rPr>
+          <w:lang w:val="en-US"/>
+        </w:rPr>
+        <w:t xml:space="preserve">{{ attachments_list }}</w:t>
       </w:r>
     </w:p>
     <w:p>
@@ -165,7 +150,6 @@
           <w:lang w:val="en-US"/>
         </w:rPr>
       </w:pPr>
-      <w:proofErr w:type="gramStart"/>
       <w:r>
         <w:rPr>
           <w:rFonts w:ascii="Times New Roman" w:hAnsi="Times New Roman" w:cs="Times New Roman"/>
@@ -173,7 +157,7 @@
           <w:szCs w:val="24"/>
           <w:lang w:val="en-US"/>
         </w:rPr>
-        <w:t xml:space="preserve">{{ w_t_w_r_w_prooferr_w_type_spellstart_w_r_w_rpr_w_rfonts_w_ascii_times_new_roman_w_hansi_times_new_roman_w_cs_times_new_roman_w_sz_w_val_24_w_szcs_w_val_24_w_lang_w_val_en_us_w_rpr_w_t_sender_w_t_w_r_w_prooferr_w_type_gramend_w_r_w_rpr_w_rfonts_w_ascii_times_new_roman_w_hansi_times_new_roman_w_cs_times_new_roman_w_sz_w_val_24_w_szcs_w_val_24_w_lang_w_val_en_us_w_rpr_w_t_full_name_w_t_w_r_w_prooferr_w_type_spellend_w_r_w_rpr_w_rfonts_w_ascii_times_new_roman_w_hansi_times_new_roman_w_cs_times_new_roman_w_sz_w_val_24_w_szcs_w_val_24_w_lang_w_val_en_us_w_rpr_w_t_xml_space_preserve }}</w:t>
+        <w:t xml:space="preserve">{{ sender_full_name }}</w:t>
       </w:r>
       <w:r>
         <w:rPr>
